--- a/unity/lab-3/ПРИ123-ИГС-#03-Нямаа.docx
+++ b/unity/lab-3/ПРИ123-ИГС-#03-Нямаа.docx
@@ -1113,6 +1113,48 @@
           <w:lang w:val="ru-RU"/>
         </w:rPr>
       </w:pPr>
+      <w:r>
+        <w:rPr>
+          <w:sz w:val="28"/>
+          <w:szCs w:val="28"/>
+          <w:lang w:val="ru-RU"/>
+        </w:rPr>
+        <w:drawing>
+          <wp:inline distT="0" distB="0" distL="0" distR="0" wp14:anchorId="40FA84DE" wp14:editId="79AADE5E">
+            <wp:extent cx="5940425" cy="2783840"/>
+            <wp:effectExtent l="0" t="0" r="0" b="0"/>
+            <wp:docPr id="1" name="Рисунок 1"/>
+            <wp:cNvGraphicFramePr>
+              <a:graphicFrameLocks xmlns:a="http://schemas.openxmlformats.org/drawingml/2006/main" noChangeAspect="1"/>
+            </wp:cNvGraphicFramePr>
+            <a:graphic xmlns:a="http://schemas.openxmlformats.org/drawingml/2006/main">
+              <a:graphicData uri="http://schemas.openxmlformats.org/drawingml/2006/picture">
+                <pic:pic xmlns:pic="http://schemas.openxmlformats.org/drawingml/2006/picture">
+                  <pic:nvPicPr>
+                    <pic:cNvPr id="1" name=""/>
+                    <pic:cNvPicPr/>
+                  </pic:nvPicPr>
+                  <pic:blipFill>
+                    <a:blip r:embed="rId6"/>
+                    <a:stretch>
+                      <a:fillRect/>
+                    </a:stretch>
+                  </pic:blipFill>
+                  <pic:spPr>
+                    <a:xfrm>
+                      <a:off x="0" y="0"/>
+                      <a:ext cx="5940425" cy="2783840"/>
+                    </a:xfrm>
+                    <a:prstGeom prst="rect">
+                      <a:avLst/>
+                    </a:prstGeom>
+                  </pic:spPr>
+                </pic:pic>
+              </a:graphicData>
+            </a:graphic>
+          </wp:inline>
+        </w:drawing>
+      </w:r>
     </w:p>
     <w:p>
       <w:pPr>
@@ -1121,6 +1163,7 @@
         <w:rPr>
           <w:sz w:val="28"/>
           <w:szCs w:val="28"/>
+          <w:lang w:val="en-US"/>
         </w:rPr>
       </w:pPr>
       <w:r>
@@ -1159,6 +1202,284 @@
           <w:szCs w:val="28"/>
         </w:rPr>
         <w:t>.</w:t>
+      </w:r>
+    </w:p>
+    <w:p>
+      <w:pPr>
+        <w:spacing w:line="360" w:lineRule="auto"/>
+        <w:jc w:val="center"/>
+        <w:rPr>
+          <w:sz w:val="28"/>
+          <w:szCs w:val="28"/>
+          <w:lang w:val="en-US"/>
+        </w:rPr>
+      </w:pPr>
+    </w:p>
+    <w:p>
+      <w:pPr>
+        <w:spacing w:line="360" w:lineRule="auto"/>
+        <w:jc w:val="center"/>
+        <w:rPr>
+          <w:sz w:val="28"/>
+          <w:szCs w:val="28"/>
+          <w:lang w:val="en-US"/>
+        </w:rPr>
+      </w:pPr>
+      <w:r>
+        <w:rPr>
+          <w:sz w:val="28"/>
+          <w:szCs w:val="28"/>
+          <w:lang w:val="en-US"/>
+        </w:rPr>
+        <w:lastRenderedPageBreak/>
+        <w:drawing>
+          <wp:inline distT="0" distB="0" distL="0" distR="0" wp14:anchorId="3020CEA0" wp14:editId="207DD8B4">
+            <wp:extent cx="5940425" cy="2759075"/>
+            <wp:effectExtent l="0" t="0" r="0" b="0"/>
+            <wp:docPr id="2" name="Рисунок 2"/>
+            <wp:cNvGraphicFramePr>
+              <a:graphicFrameLocks xmlns:a="http://schemas.openxmlformats.org/drawingml/2006/main" noChangeAspect="1"/>
+            </wp:cNvGraphicFramePr>
+            <a:graphic xmlns:a="http://schemas.openxmlformats.org/drawingml/2006/main">
+              <a:graphicData uri="http://schemas.openxmlformats.org/drawingml/2006/picture">
+                <pic:pic xmlns:pic="http://schemas.openxmlformats.org/drawingml/2006/picture">
+                  <pic:nvPicPr>
+                    <pic:cNvPr id="1" name=""/>
+                    <pic:cNvPicPr/>
+                  </pic:nvPicPr>
+                  <pic:blipFill>
+                    <a:blip r:embed="rId7"/>
+                    <a:stretch>
+                      <a:fillRect/>
+                    </a:stretch>
+                  </pic:blipFill>
+                  <pic:spPr>
+                    <a:xfrm>
+                      <a:off x="0" y="0"/>
+                      <a:ext cx="5940425" cy="2759075"/>
+                    </a:xfrm>
+                    <a:prstGeom prst="rect">
+                      <a:avLst/>
+                    </a:prstGeom>
+                  </pic:spPr>
+                </pic:pic>
+              </a:graphicData>
+            </a:graphic>
+          </wp:inline>
+        </w:drawing>
+      </w:r>
+    </w:p>
+    <w:p>
+      <w:pPr>
+        <w:spacing w:line="360" w:lineRule="auto"/>
+        <w:jc w:val="center"/>
+        <w:rPr>
+          <w:sz w:val="28"/>
+          <w:szCs w:val="28"/>
+          <w:lang w:val="en-US"/>
+        </w:rPr>
+      </w:pPr>
+      <w:r>
+        <w:rPr>
+          <w:sz w:val="28"/>
+          <w:szCs w:val="28"/>
+          <w:lang w:val="en-US"/>
+        </w:rPr>
+        <w:drawing>
+          <wp:inline distT="0" distB="0" distL="0" distR="0" wp14:anchorId="03197635" wp14:editId="77BC3A45">
+            <wp:extent cx="5940425" cy="2753995"/>
+            <wp:effectExtent l="0" t="0" r="0" b="0"/>
+            <wp:docPr id="3" name="Рисунок 3"/>
+            <wp:cNvGraphicFramePr>
+              <a:graphicFrameLocks xmlns:a="http://schemas.openxmlformats.org/drawingml/2006/main" noChangeAspect="1"/>
+            </wp:cNvGraphicFramePr>
+            <a:graphic xmlns:a="http://schemas.openxmlformats.org/drawingml/2006/main">
+              <a:graphicData uri="http://schemas.openxmlformats.org/drawingml/2006/picture">
+                <pic:pic xmlns:pic="http://schemas.openxmlformats.org/drawingml/2006/picture">
+                  <pic:nvPicPr>
+                    <pic:cNvPr id="1" name=""/>
+                    <pic:cNvPicPr/>
+                  </pic:nvPicPr>
+                  <pic:blipFill>
+                    <a:blip r:embed="rId8"/>
+                    <a:stretch>
+                      <a:fillRect/>
+                    </a:stretch>
+                  </pic:blipFill>
+                  <pic:spPr>
+                    <a:xfrm>
+                      <a:off x="0" y="0"/>
+                      <a:ext cx="5940425" cy="2753995"/>
+                    </a:xfrm>
+                    <a:prstGeom prst="rect">
+                      <a:avLst/>
+                    </a:prstGeom>
+                  </pic:spPr>
+                </pic:pic>
+              </a:graphicData>
+            </a:graphic>
+          </wp:inline>
+        </w:drawing>
+      </w:r>
+    </w:p>
+    <w:p>
+      <w:pPr>
+        <w:spacing w:line="360" w:lineRule="auto"/>
+        <w:jc w:val="center"/>
+        <w:rPr>
+          <w:sz w:val="28"/>
+          <w:szCs w:val="28"/>
+          <w:lang w:val="en-US"/>
+        </w:rPr>
+      </w:pPr>
+      <w:r>
+        <w:rPr>
+          <w:sz w:val="28"/>
+          <w:szCs w:val="28"/>
+          <w:lang w:val="en-US"/>
+        </w:rPr>
+        <w:drawing>
+          <wp:inline distT="0" distB="0" distL="0" distR="0" wp14:anchorId="26099971" wp14:editId="59504ADB">
+            <wp:extent cx="5449060" cy="1105054"/>
+            <wp:effectExtent l="0" t="0" r="0" b="0"/>
+            <wp:docPr id="4" name="Рисунок 4"/>
+            <wp:cNvGraphicFramePr>
+              <a:graphicFrameLocks xmlns:a="http://schemas.openxmlformats.org/drawingml/2006/main" noChangeAspect="1"/>
+            </wp:cNvGraphicFramePr>
+            <a:graphic xmlns:a="http://schemas.openxmlformats.org/drawingml/2006/main">
+              <a:graphicData uri="http://schemas.openxmlformats.org/drawingml/2006/picture">
+                <pic:pic xmlns:pic="http://schemas.openxmlformats.org/drawingml/2006/picture">
+                  <pic:nvPicPr>
+                    <pic:cNvPr id="1" name=""/>
+                    <pic:cNvPicPr/>
+                  </pic:nvPicPr>
+                  <pic:blipFill>
+                    <a:blip r:embed="rId9"/>
+                    <a:stretch>
+                      <a:fillRect/>
+                    </a:stretch>
+                  </pic:blipFill>
+                  <pic:spPr>
+                    <a:xfrm>
+                      <a:off x="0" y="0"/>
+                      <a:ext cx="5449060" cy="1105054"/>
+                    </a:xfrm>
+                    <a:prstGeom prst="rect">
+                      <a:avLst/>
+                    </a:prstGeom>
+                  </pic:spPr>
+                </pic:pic>
+              </a:graphicData>
+            </a:graphic>
+          </wp:inline>
+        </w:drawing>
+      </w:r>
+    </w:p>
+    <w:p>
+      <w:pPr>
+        <w:spacing w:line="360" w:lineRule="auto"/>
+        <w:jc w:val="center"/>
+        <w:rPr>
+          <w:sz w:val="28"/>
+          <w:szCs w:val="28"/>
+          <w:lang w:val="en-US"/>
+        </w:rPr>
+      </w:pPr>
+      <w:r>
+        <w:rPr>
+          <w:sz w:val="28"/>
+          <w:szCs w:val="28"/>
+          <w:lang w:val="en-US"/>
+        </w:rPr>
+        <w:lastRenderedPageBreak/>
+        <w:drawing>
+          <wp:inline distT="0" distB="0" distL="0" distR="0" wp14:anchorId="33D3DE8C" wp14:editId="620D64D1">
+            <wp:extent cx="5315692" cy="3143689"/>
+            <wp:effectExtent l="0" t="0" r="0" b="0"/>
+            <wp:docPr id="5" name="Рисунок 5"/>
+            <wp:cNvGraphicFramePr>
+              <a:graphicFrameLocks xmlns:a="http://schemas.openxmlformats.org/drawingml/2006/main" noChangeAspect="1"/>
+            </wp:cNvGraphicFramePr>
+            <a:graphic xmlns:a="http://schemas.openxmlformats.org/drawingml/2006/main">
+              <a:graphicData uri="http://schemas.openxmlformats.org/drawingml/2006/picture">
+                <pic:pic xmlns:pic="http://schemas.openxmlformats.org/drawingml/2006/picture">
+                  <pic:nvPicPr>
+                    <pic:cNvPr id="1" name=""/>
+                    <pic:cNvPicPr/>
+                  </pic:nvPicPr>
+                  <pic:blipFill>
+                    <a:blip r:embed="rId10"/>
+                    <a:stretch>
+                      <a:fillRect/>
+                    </a:stretch>
+                  </pic:blipFill>
+                  <pic:spPr>
+                    <a:xfrm>
+                      <a:off x="0" y="0"/>
+                      <a:ext cx="5315692" cy="3143689"/>
+                    </a:xfrm>
+                    <a:prstGeom prst="rect">
+                      <a:avLst/>
+                    </a:prstGeom>
+                  </pic:spPr>
+                </pic:pic>
+              </a:graphicData>
+            </a:graphic>
+          </wp:inline>
+        </w:drawing>
+      </w:r>
+    </w:p>
+    <w:p>
+      <w:pPr>
+        <w:spacing w:line="360" w:lineRule="auto"/>
+        <w:jc w:val="center"/>
+        <w:rPr>
+          <w:sz w:val="28"/>
+          <w:szCs w:val="28"/>
+        </w:rPr>
+      </w:pPr>
+      <w:r>
+        <w:rPr>
+          <w:sz w:val="28"/>
+          <w:szCs w:val="28"/>
+          <w:lang w:val="en-US"/>
+        </w:rPr>
+        <w:lastRenderedPageBreak/>
+        <w:drawing>
+          <wp:inline distT="0" distB="0" distL="0" distR="0" wp14:anchorId="158D628E" wp14:editId="6C0AAC5D">
+            <wp:extent cx="5306165" cy="7182852"/>
+            <wp:effectExtent l="0" t="0" r="8890" b="0"/>
+            <wp:docPr id="7" name="Рисунок 7"/>
+            <wp:cNvGraphicFramePr>
+              <a:graphicFrameLocks xmlns:a="http://schemas.openxmlformats.org/drawingml/2006/main" noChangeAspect="1"/>
+            </wp:cNvGraphicFramePr>
+            <a:graphic xmlns:a="http://schemas.openxmlformats.org/drawingml/2006/main">
+              <a:graphicData uri="http://schemas.openxmlformats.org/drawingml/2006/picture">
+                <pic:pic xmlns:pic="http://schemas.openxmlformats.org/drawingml/2006/picture">
+                  <pic:nvPicPr>
+                    <pic:cNvPr id="1" name=""/>
+                    <pic:cNvPicPr/>
+                  </pic:nvPicPr>
+                  <pic:blipFill>
+                    <a:blip r:embed="rId11"/>
+                    <a:stretch>
+                      <a:fillRect/>
+                    </a:stretch>
+                  </pic:blipFill>
+                  <pic:spPr>
+                    <a:xfrm>
+                      <a:off x="0" y="0"/>
+                      <a:ext cx="5306165" cy="7182852"/>
+                    </a:xfrm>
+                    <a:prstGeom prst="rect">
+                      <a:avLst/>
+                    </a:prstGeom>
+                  </pic:spPr>
+                </pic:pic>
+              </a:graphicData>
+            </a:graphic>
+          </wp:inline>
+        </w:drawing>
       </w:r>
     </w:p>
     <w:p>
@@ -1191,13 +1512,7 @@
         <w:rPr>
           <w:sz w:val="28"/>
         </w:rPr>
-        <w:t>Я ознакомился</w:t>
-      </w:r>
-      <w:r>
-        <w:rPr>
-          <w:sz w:val="28"/>
-        </w:rPr>
-        <w:t xml:space="preserve"> </w:t>
+        <w:t xml:space="preserve">Я ознакомился </w:t>
       </w:r>
       <w:r>
         <w:rPr>
@@ -1279,9 +1594,9 @@
       </w:r>
     </w:p>
     <w:sectPr>
-      <w:footerReference w:type="even" r:id="rId6"/>
-      <w:footerReference w:type="default" r:id="rId7"/>
-      <w:footerReference w:type="first" r:id="rId8"/>
+      <w:footerReference w:type="even" r:id="rId12"/>
+      <w:footerReference w:type="default" r:id="rId13"/>
+      <w:footerReference w:type="first" r:id="rId14"/>
       <w:pgSz w:w="11906" w:h="16838"/>
       <w:pgMar w:top="1134" w:right="850" w:bottom="1134" w:left="1701" w:header="0" w:footer="708" w:gutter="0"/>
       <w:cols w:space="720"/>
@@ -1849,6 +2164,7 @@
   <w:style w:type="character" w:default="1" w:styleId="a0">
     <w:name w:val="Default Paragraph Font"/>
     <w:uiPriority w:val="1"/>
+    <w:semiHidden/>
     <w:unhideWhenUsed/>
   </w:style>
   <w:style w:type="table" w:default="1" w:styleId="a1">
